--- a/algoritmica_1_esencial/salida/Algoritmica_1er_Curso_SOLUCIONARIO_DOCENTE_ESENCIAL_COMERCIAL_2026.docx
+++ b/algoritmica_1_esencial/salida/Algoritmica_1er_Curso_SOLUCIONARIO_DOCENTE_ESENCIAL_COMERCIAL_2026.docx
@@ -16,7 +16,7 @@
             <wp:positionV relativeFrom="page">
               <wp:posOffset>0</wp:posOffset>
             </wp:positionV>
-            <wp:extent cx="7560000" cy="10692000"/>
+            <wp:extent cx="7776000" cy="11880000"/>
             <wp:effectExtent l="0" t="0" r="0" b="0"/>
             <wp:wrapNone/>
             <wp:docPr id="1" name="Portada" descr="Portada"/>
@@ -37,7 +37,7 @@
                   <pic:spPr>
                     <a:xfrm>
                       <a:off x="0" y="0"/>
-                      <a:ext cx="7560000" cy="10692000"/>
+                      <a:ext cx="7776000" cy="11880000"/>
                     </a:xfrm>
                     <a:prstGeom prst="rect"/>
                   </pic:spPr>
@@ -53,8 +53,8 @@
         <w:sectPr>
           <w:footerReference w:type="default" r:id="rId36"/>
           <w:headerReference w:type="default" r:id="rId40"/>
-          <w:pgSz w:w="11906" w:h="16838"/>
-          <w:pgMar w:top="1134" w:right="1247" w:bottom="1134" w:left="1247" w:header="720" w:footer="720" w:gutter="0"/>
+          <w:pgSz w:w="12246" w:h="18709"/>
+          <w:pgMar w:top="720" w:right="720" w:bottom="720" w:left="720" w:header="340" w:footer="340" w:gutter="0"/>
           <w:cols w:space="720"/>
           <w:docGrid w:linePitch="360"/>
         </w:sectPr>
@@ -137,7 +137,7 @@
       <w:pPr>
         <w:pStyle w:val="TDC1"/>
         <w:tabs>
-          <w:tab w:pos="9383" w:val="right" w:leader="dot"/>
+          <w:tab w:pos="10777" w:val="right" w:leader="dot"/>
         </w:tabs>
       </w:pPr>
       <w:r>
@@ -166,14 +166,14 @@
           <w:i w:val="0"/>
           <w:sz w:val="19"/>
         </w:rPr>
-        <w:t>5</w:t>
+        <w:t>4</w:t>
       </w:r>
     </w:p>
     <w:p>
       <w:pPr>
         <w:pStyle w:val="TDC1"/>
         <w:tabs>
-          <w:tab w:pos="9383" w:val="right" w:leader="dot"/>
+          <w:tab w:pos="10777" w:val="right" w:leader="dot"/>
         </w:tabs>
       </w:pPr>
       <w:r>
@@ -193,14 +193,14 @@
           <w:i w:val="0"/>
           <w:sz w:val="19"/>
         </w:rPr>
-        <w:t>6</w:t>
+        <w:t>5</w:t>
       </w:r>
     </w:p>
     <w:p>
       <w:pPr>
         <w:pStyle w:val="TDC2"/>
         <w:tabs>
-          <w:tab w:pos="9383" w:val="right" w:leader="dot"/>
+          <w:tab w:pos="10777" w:val="right" w:leader="dot"/>
         </w:tabs>
       </w:pPr>
       <w:r>
@@ -220,14 +220,14 @@
           <w:i w:val="0"/>
           <w:sz w:val="19"/>
         </w:rPr>
-        <w:t>6</w:t>
+        <w:t>5</w:t>
       </w:r>
     </w:p>
     <w:p>
       <w:pPr>
         <w:pStyle w:val="TDC2"/>
         <w:tabs>
-          <w:tab w:pos="9383" w:val="right" w:leader="dot"/>
+          <w:tab w:pos="10777" w:val="right" w:leader="dot"/>
         </w:tabs>
       </w:pPr>
       <w:r>
@@ -247,14 +247,14 @@
           <w:i w:val="0"/>
           <w:sz w:val="19"/>
         </w:rPr>
-        <w:t>6</w:t>
+        <w:t>5</w:t>
       </w:r>
     </w:p>
     <w:p>
       <w:pPr>
         <w:pStyle w:val="TDC2"/>
         <w:tabs>
-          <w:tab w:pos="9383" w:val="right" w:leader="dot"/>
+          <w:tab w:pos="10777" w:val="right" w:leader="dot"/>
         </w:tabs>
       </w:pPr>
       <w:r>
@@ -274,14 +274,14 @@
           <w:i w:val="0"/>
           <w:sz w:val="19"/>
         </w:rPr>
-        <w:t>6</w:t>
+        <w:t>5</w:t>
       </w:r>
     </w:p>
     <w:p>
       <w:pPr>
         <w:pStyle w:val="TDC2"/>
         <w:tabs>
-          <w:tab w:pos="9383" w:val="right" w:leader="dot"/>
+          <w:tab w:pos="10777" w:val="right" w:leader="dot"/>
         </w:tabs>
       </w:pPr>
       <w:r>
@@ -301,14 +301,14 @@
           <w:i w:val="0"/>
           <w:sz w:val="19"/>
         </w:rPr>
-        <w:t>7</w:t>
+        <w:t>6</w:t>
       </w:r>
     </w:p>
     <w:p>
       <w:pPr>
         <w:pStyle w:val="TDC2"/>
         <w:tabs>
-          <w:tab w:pos="9383" w:val="right" w:leader="dot"/>
+          <w:tab w:pos="10777" w:val="right" w:leader="dot"/>
         </w:tabs>
       </w:pPr>
       <w:r>
@@ -328,14 +328,14 @@
           <w:i w:val="0"/>
           <w:sz w:val="19"/>
         </w:rPr>
-        <w:t>7</w:t>
+        <w:t>6</w:t>
       </w:r>
     </w:p>
     <w:p>
       <w:pPr>
         <w:pStyle w:val="TDC2"/>
         <w:tabs>
-          <w:tab w:pos="9383" w:val="right" w:leader="dot"/>
+          <w:tab w:pos="10777" w:val="right" w:leader="dot"/>
         </w:tabs>
       </w:pPr>
       <w:r>
@@ -355,14 +355,14 @@
           <w:i w:val="0"/>
           <w:sz w:val="19"/>
         </w:rPr>
-        <w:t>8</w:t>
+        <w:t>6</w:t>
       </w:r>
     </w:p>
     <w:p>
       <w:pPr>
         <w:pStyle w:val="TDC2"/>
         <w:tabs>
-          <w:tab w:pos="9383" w:val="right" w:leader="dot"/>
+          <w:tab w:pos="10777" w:val="right" w:leader="dot"/>
         </w:tabs>
       </w:pPr>
       <w:r>
@@ -382,14 +382,14 @@
           <w:i w:val="0"/>
           <w:sz w:val="19"/>
         </w:rPr>
-        <w:t>8</w:t>
+        <w:t>7</w:t>
       </w:r>
     </w:p>
     <w:p>
       <w:pPr>
         <w:pStyle w:val="TDC2"/>
         <w:tabs>
-          <w:tab w:pos="9383" w:val="right" w:leader="dot"/>
+          <w:tab w:pos="10777" w:val="right" w:leader="dot"/>
         </w:tabs>
       </w:pPr>
       <w:r>
@@ -409,14 +409,14 @@
           <w:i w:val="0"/>
           <w:sz w:val="19"/>
         </w:rPr>
-        <w:t>9</w:t>
+        <w:t>7</w:t>
       </w:r>
     </w:p>
     <w:p>
       <w:pPr>
         <w:pStyle w:val="TDC2"/>
         <w:tabs>
-          <w:tab w:pos="9383" w:val="right" w:leader="dot"/>
+          <w:tab w:pos="10777" w:val="right" w:leader="dot"/>
         </w:tabs>
       </w:pPr>
       <w:r>
@@ -436,14 +436,14 @@
           <w:i w:val="0"/>
           <w:sz w:val="19"/>
         </w:rPr>
-        <w:t>9</w:t>
+        <w:t>8</w:t>
       </w:r>
     </w:p>
     <w:p>
       <w:pPr>
         <w:pStyle w:val="TDC2"/>
         <w:tabs>
-          <w:tab w:pos="9383" w:val="right" w:leader="dot"/>
+          <w:tab w:pos="10777" w:val="right" w:leader="dot"/>
         </w:tabs>
       </w:pPr>
       <w:r>
@@ -463,14 +463,14 @@
           <w:i w:val="0"/>
           <w:sz w:val="19"/>
         </w:rPr>
-        <w:t>10</w:t>
+        <w:t>8</w:t>
       </w:r>
     </w:p>
     <w:p>
       <w:pPr>
         <w:pStyle w:val="TDC2"/>
         <w:tabs>
-          <w:tab w:pos="9383" w:val="right" w:leader="dot"/>
+          <w:tab w:pos="10777" w:val="right" w:leader="dot"/>
         </w:tabs>
       </w:pPr>
       <w:r>
@@ -490,14 +490,14 @@
           <w:i w:val="0"/>
           <w:sz w:val="19"/>
         </w:rPr>
-        <w:t>10</w:t>
+        <w:t>8</w:t>
       </w:r>
     </w:p>
     <w:p>
       <w:pPr>
         <w:pStyle w:val="TDC2"/>
         <w:tabs>
-          <w:tab w:pos="9383" w:val="right" w:leader="dot"/>
+          <w:tab w:pos="10777" w:val="right" w:leader="dot"/>
         </w:tabs>
       </w:pPr>
       <w:r>
@@ -517,14 +517,14 @@
           <w:i w:val="0"/>
           <w:sz w:val="19"/>
         </w:rPr>
-        <w:t>11</w:t>
+        <w:t>9</w:t>
       </w:r>
     </w:p>
     <w:p>
       <w:pPr>
         <w:pStyle w:val="TDC2"/>
         <w:tabs>
-          <w:tab w:pos="9383" w:val="right" w:leader="dot"/>
+          <w:tab w:pos="10777" w:val="right" w:leader="dot"/>
         </w:tabs>
       </w:pPr>
       <w:r>
@@ -544,14 +544,14 @@
           <w:i w:val="0"/>
           <w:sz w:val="19"/>
         </w:rPr>
-        <w:t>11</w:t>
+        <w:t>9</w:t>
       </w:r>
     </w:p>
     <w:p>
       <w:pPr>
         <w:pStyle w:val="TDC2"/>
         <w:tabs>
-          <w:tab w:pos="9383" w:val="right" w:leader="dot"/>
+          <w:tab w:pos="10777" w:val="right" w:leader="dot"/>
         </w:tabs>
       </w:pPr>
       <w:r>
@@ -571,14 +571,14 @@
           <w:i w:val="0"/>
           <w:sz w:val="19"/>
         </w:rPr>
-        <w:t>12</w:t>
+        <w:t>9</w:t>
       </w:r>
     </w:p>
     <w:p>
       <w:pPr>
         <w:pStyle w:val="TDC2"/>
         <w:tabs>
-          <w:tab w:pos="9383" w:val="right" w:leader="dot"/>
+          <w:tab w:pos="10777" w:val="right" w:leader="dot"/>
         </w:tabs>
       </w:pPr>
       <w:r>
@@ -598,14 +598,14 @@
           <w:i w:val="0"/>
           <w:sz w:val="19"/>
         </w:rPr>
-        <w:t>12</w:t>
+        <w:t>10</w:t>
       </w:r>
     </w:p>
     <w:p>
       <w:pPr>
         <w:pStyle w:val="TDC2"/>
         <w:tabs>
-          <w:tab w:pos="9383" w:val="right" w:leader="dot"/>
+          <w:tab w:pos="10777" w:val="right" w:leader="dot"/>
         </w:tabs>
       </w:pPr>
       <w:r>
@@ -625,14 +625,14 @@
           <w:i w:val="0"/>
           <w:sz w:val="19"/>
         </w:rPr>
-        <w:t>13</w:t>
+        <w:t>10</w:t>
       </w:r>
     </w:p>
     <w:p>
       <w:pPr>
         <w:pStyle w:val="TDC2"/>
         <w:tabs>
-          <w:tab w:pos="9383" w:val="right" w:leader="dot"/>
+          <w:tab w:pos="10777" w:val="right" w:leader="dot"/>
         </w:tabs>
       </w:pPr>
       <w:r>
@@ -652,14 +652,14 @@
           <w:i w:val="0"/>
           <w:sz w:val="19"/>
         </w:rPr>
-        <w:t>13</w:t>
+        <w:t>11</w:t>
       </w:r>
     </w:p>
     <w:p>
       <w:pPr>
         <w:pStyle w:val="TDC2"/>
         <w:tabs>
-          <w:tab w:pos="9383" w:val="right" w:leader="dot"/>
+          <w:tab w:pos="10777" w:val="right" w:leader="dot"/>
         </w:tabs>
       </w:pPr>
       <w:r>
@@ -679,14 +679,14 @@
           <w:i w:val="0"/>
           <w:sz w:val="19"/>
         </w:rPr>
-        <w:t>14</w:t>
+        <w:t>11</w:t>
       </w:r>
     </w:p>
     <w:p>
       <w:pPr>
         <w:pStyle w:val="TDC2"/>
         <w:tabs>
-          <w:tab w:pos="9383" w:val="right" w:leader="dot"/>
+          <w:tab w:pos="10777" w:val="right" w:leader="dot"/>
         </w:tabs>
       </w:pPr>
       <w:r>
@@ -706,14 +706,14 @@
           <w:i w:val="0"/>
           <w:sz w:val="19"/>
         </w:rPr>
-        <w:t>14</w:t>
+        <w:t>11</w:t>
       </w:r>
     </w:p>
     <w:p>
       <w:pPr>
         <w:pStyle w:val="TDC2"/>
         <w:tabs>
-          <w:tab w:pos="9383" w:val="right" w:leader="dot"/>
+          <w:tab w:pos="10777" w:val="right" w:leader="dot"/>
         </w:tabs>
       </w:pPr>
       <w:r>
@@ -733,14 +733,14 @@
           <w:i w:val="0"/>
           <w:sz w:val="19"/>
         </w:rPr>
-        <w:t>15</w:t>
+        <w:t>12</w:t>
       </w:r>
     </w:p>
     <w:p>
       <w:pPr>
         <w:pStyle w:val="TDC2"/>
         <w:tabs>
-          <w:tab w:pos="9383" w:val="right" w:leader="dot"/>
+          <w:tab w:pos="10777" w:val="right" w:leader="dot"/>
         </w:tabs>
       </w:pPr>
       <w:r>
@@ -760,14 +760,14 @@
           <w:i w:val="0"/>
           <w:sz w:val="19"/>
         </w:rPr>
-        <w:t>15</w:t>
+        <w:t>12</w:t>
       </w:r>
     </w:p>
     <w:p>
       <w:pPr>
         <w:pStyle w:val="TDC1"/>
         <w:tabs>
-          <w:tab w:pos="9383" w:val="right" w:leader="dot"/>
+          <w:tab w:pos="10777" w:val="right" w:leader="dot"/>
         </w:tabs>
       </w:pPr>
       <w:r>
@@ -787,14 +787,14 @@
           <w:i w:val="0"/>
           <w:sz w:val="19"/>
         </w:rPr>
-        <w:t>16</w:t>
+        <w:t>13</w:t>
       </w:r>
     </w:p>
     <w:p>
       <w:pPr>
         <w:pStyle w:val="TDC2"/>
         <w:tabs>
-          <w:tab w:pos="9383" w:val="right" w:leader="dot"/>
+          <w:tab w:pos="10777" w:val="right" w:leader="dot"/>
         </w:tabs>
       </w:pPr>
       <w:r>
@@ -814,14 +814,14 @@
           <w:i w:val="0"/>
           <w:sz w:val="19"/>
         </w:rPr>
-        <w:t>16</w:t>
+        <w:t>13</w:t>
       </w:r>
     </w:p>
     <w:p>
       <w:pPr>
         <w:pStyle w:val="TDC2"/>
         <w:tabs>
-          <w:tab w:pos="9383" w:val="right" w:leader="dot"/>
+          <w:tab w:pos="10777" w:val="right" w:leader="dot"/>
         </w:tabs>
       </w:pPr>
       <w:r>
@@ -841,14 +841,14 @@
           <w:i w:val="0"/>
           <w:sz w:val="19"/>
         </w:rPr>
-        <w:t>16</w:t>
+        <w:t>13</w:t>
       </w:r>
     </w:p>
     <w:p>
       <w:pPr>
         <w:pStyle w:val="TDC2"/>
         <w:tabs>
-          <w:tab w:pos="9383" w:val="right" w:leader="dot"/>
+          <w:tab w:pos="10777" w:val="right" w:leader="dot"/>
         </w:tabs>
       </w:pPr>
       <w:r>
@@ -868,14 +868,14 @@
           <w:i w:val="0"/>
           <w:sz w:val="19"/>
         </w:rPr>
-        <w:t>16</w:t>
+        <w:t>13</w:t>
       </w:r>
     </w:p>
     <w:p>
       <w:pPr>
         <w:pStyle w:val="TDC2"/>
         <w:tabs>
-          <w:tab w:pos="9383" w:val="right" w:leader="dot"/>
+          <w:tab w:pos="10777" w:val="right" w:leader="dot"/>
         </w:tabs>
       </w:pPr>
       <w:r>
@@ -895,14 +895,14 @@
           <w:i w:val="0"/>
           <w:sz w:val="19"/>
         </w:rPr>
-        <w:t>16</w:t>
+        <w:t>13</w:t>
       </w:r>
     </w:p>
     <w:p>
       <w:pPr>
         <w:pStyle w:val="TDC2"/>
         <w:tabs>
-          <w:tab w:pos="9383" w:val="right" w:leader="dot"/>
+          <w:tab w:pos="10777" w:val="right" w:leader="dot"/>
         </w:tabs>
       </w:pPr>
       <w:r>
@@ -922,14 +922,14 @@
           <w:i w:val="0"/>
           <w:sz w:val="19"/>
         </w:rPr>
-        <w:t>17</w:t>
+        <w:t>13</w:t>
       </w:r>
     </w:p>
     <w:p>
       <w:pPr>
         <w:pStyle w:val="TDC2"/>
         <w:tabs>
-          <w:tab w:pos="9383" w:val="right" w:leader="dot"/>
+          <w:tab w:pos="10777" w:val="right" w:leader="dot"/>
         </w:tabs>
       </w:pPr>
       <w:r>
@@ -949,14 +949,14 @@
           <w:i w:val="0"/>
           <w:sz w:val="19"/>
         </w:rPr>
-        <w:t>17</w:t>
+        <w:t>13</w:t>
       </w:r>
     </w:p>
     <w:p>
       <w:pPr>
         <w:pStyle w:val="TDC2"/>
         <w:tabs>
-          <w:tab w:pos="9383" w:val="right" w:leader="dot"/>
+          <w:tab w:pos="10777" w:val="right" w:leader="dot"/>
         </w:tabs>
       </w:pPr>
       <w:r>
@@ -976,14 +976,14 @@
           <w:i w:val="0"/>
           <w:sz w:val="19"/>
         </w:rPr>
-        <w:t>17</w:t>
+        <w:t>14</w:t>
       </w:r>
     </w:p>
     <w:p>
       <w:pPr>
         <w:pStyle w:val="TDC2"/>
         <w:tabs>
-          <w:tab w:pos="9383" w:val="right" w:leader="dot"/>
+          <w:tab w:pos="10777" w:val="right" w:leader="dot"/>
         </w:tabs>
       </w:pPr>
       <w:r>
@@ -1003,14 +1003,14 @@
           <w:i w:val="0"/>
           <w:sz w:val="19"/>
         </w:rPr>
-        <w:t>17</w:t>
+        <w:t>14</w:t>
       </w:r>
     </w:p>
     <w:p>
       <w:pPr>
         <w:pStyle w:val="TDC2"/>
         <w:tabs>
-          <w:tab w:pos="9383" w:val="right" w:leader="dot"/>
+          <w:tab w:pos="10777" w:val="right" w:leader="dot"/>
         </w:tabs>
       </w:pPr>
       <w:r>
@@ -1030,14 +1030,14 @@
           <w:i w:val="0"/>
           <w:sz w:val="19"/>
         </w:rPr>
-        <w:t>17</w:t>
+        <w:t>14</w:t>
       </w:r>
     </w:p>
     <w:p>
       <w:pPr>
         <w:pStyle w:val="TDC2"/>
         <w:tabs>
-          <w:tab w:pos="9383" w:val="right" w:leader="dot"/>
+          <w:tab w:pos="10777" w:val="right" w:leader="dot"/>
         </w:tabs>
       </w:pPr>
       <w:r>
@@ -1057,14 +1057,14 @@
           <w:i w:val="0"/>
           <w:sz w:val="19"/>
         </w:rPr>
-        <w:t>18</w:t>
+        <w:t>14</w:t>
       </w:r>
     </w:p>
     <w:p>
       <w:pPr>
         <w:pStyle w:val="TDC2"/>
         <w:tabs>
-          <w:tab w:pos="9383" w:val="right" w:leader="dot"/>
+          <w:tab w:pos="10777" w:val="right" w:leader="dot"/>
         </w:tabs>
       </w:pPr>
       <w:r>
@@ -1084,14 +1084,14 @@
           <w:i w:val="0"/>
           <w:sz w:val="19"/>
         </w:rPr>
-        <w:t>18</w:t>
+        <w:t>14</w:t>
       </w:r>
     </w:p>
     <w:p>
       <w:pPr>
         <w:pStyle w:val="TDC2"/>
         <w:tabs>
-          <w:tab w:pos="9383" w:val="right" w:leader="dot"/>
+          <w:tab w:pos="10777" w:val="right" w:leader="dot"/>
         </w:tabs>
       </w:pPr>
       <w:r>
@@ -1111,14 +1111,14 @@
           <w:i w:val="0"/>
           <w:sz w:val="19"/>
         </w:rPr>
-        <w:t>18</w:t>
+        <w:t>15</w:t>
       </w:r>
     </w:p>
     <w:p>
       <w:pPr>
         <w:pStyle w:val="TDC2"/>
         <w:tabs>
-          <w:tab w:pos="9383" w:val="right" w:leader="dot"/>
+          <w:tab w:pos="10777" w:val="right" w:leader="dot"/>
         </w:tabs>
       </w:pPr>
       <w:r>
@@ -1138,14 +1138,14 @@
           <w:i w:val="0"/>
           <w:sz w:val="19"/>
         </w:rPr>
-        <w:t>18</w:t>
+        <w:t>15</w:t>
       </w:r>
     </w:p>
     <w:p>
       <w:pPr>
         <w:pStyle w:val="TDC2"/>
         <w:tabs>
-          <w:tab w:pos="9383" w:val="right" w:leader="dot"/>
+          <w:tab w:pos="10777" w:val="right" w:leader="dot"/>
         </w:tabs>
       </w:pPr>
       <w:r>
@@ -1165,14 +1165,14 @@
           <w:i w:val="0"/>
           <w:sz w:val="19"/>
         </w:rPr>
-        <w:t>19</w:t>
+        <w:t>15</w:t>
       </w:r>
     </w:p>
     <w:p>
       <w:pPr>
         <w:pStyle w:val="TDC2"/>
         <w:tabs>
-          <w:tab w:pos="9383" w:val="right" w:leader="dot"/>
+          <w:tab w:pos="10777" w:val="right" w:leader="dot"/>
         </w:tabs>
       </w:pPr>
       <w:r>
@@ -1192,14 +1192,14 @@
           <w:i w:val="0"/>
           <w:sz w:val="19"/>
         </w:rPr>
-        <w:t>19</w:t>
+        <w:t>15</w:t>
       </w:r>
     </w:p>
     <w:p>
       <w:pPr>
         <w:pStyle w:val="TDC2"/>
         <w:tabs>
-          <w:tab w:pos="9383" w:val="right" w:leader="dot"/>
+          <w:tab w:pos="10777" w:val="right" w:leader="dot"/>
         </w:tabs>
       </w:pPr>
       <w:r>
@@ -1219,14 +1219,14 @@
           <w:i w:val="0"/>
           <w:sz w:val="19"/>
         </w:rPr>
-        <w:t>19</w:t>
+        <w:t>15</w:t>
       </w:r>
     </w:p>
     <w:p>
       <w:pPr>
         <w:pStyle w:val="TDC2"/>
         <w:tabs>
-          <w:tab w:pos="9383" w:val="right" w:leader="dot"/>
+          <w:tab w:pos="10777" w:val="right" w:leader="dot"/>
         </w:tabs>
       </w:pPr>
       <w:r>
@@ -1246,14 +1246,14 @@
           <w:i w:val="0"/>
           <w:sz w:val="19"/>
         </w:rPr>
-        <w:t>19</w:t>
+        <w:t>15</w:t>
       </w:r>
     </w:p>
     <w:p>
       <w:pPr>
         <w:pStyle w:val="TDC2"/>
         <w:tabs>
-          <w:tab w:pos="9383" w:val="right" w:leader="dot"/>
+          <w:tab w:pos="10777" w:val="right" w:leader="dot"/>
         </w:tabs>
       </w:pPr>
       <w:r>
@@ -1273,14 +1273,14 @@
           <w:i w:val="0"/>
           <w:sz w:val="19"/>
         </w:rPr>
-        <w:t>19</w:t>
+        <w:t>16</w:t>
       </w:r>
     </w:p>
     <w:p>
       <w:pPr>
         <w:pStyle w:val="TDC2"/>
         <w:tabs>
-          <w:tab w:pos="9383" w:val="right" w:leader="dot"/>
+          <w:tab w:pos="10777" w:val="right" w:leader="dot"/>
         </w:tabs>
       </w:pPr>
       <w:r>
@@ -1300,14 +1300,14 @@
           <w:i w:val="0"/>
           <w:sz w:val="19"/>
         </w:rPr>
-        <w:t>20</w:t>
+        <w:t>16</w:t>
       </w:r>
     </w:p>
     <w:p>
       <w:pPr>
         <w:pStyle w:val="TDC2"/>
         <w:tabs>
-          <w:tab w:pos="9383" w:val="right" w:leader="dot"/>
+          <w:tab w:pos="10777" w:val="right" w:leader="dot"/>
         </w:tabs>
       </w:pPr>
       <w:r>
@@ -1327,14 +1327,14 @@
           <w:i w:val="0"/>
           <w:sz w:val="19"/>
         </w:rPr>
-        <w:t>20</w:t>
+        <w:t>16</w:t>
       </w:r>
     </w:p>
     <w:p>
       <w:pPr>
         <w:pStyle w:val="TDC2"/>
         <w:tabs>
-          <w:tab w:pos="9383" w:val="right" w:leader="dot"/>
+          <w:tab w:pos="10777" w:val="right" w:leader="dot"/>
         </w:tabs>
       </w:pPr>
       <w:r>
@@ -1354,14 +1354,14 @@
           <w:i w:val="0"/>
           <w:sz w:val="19"/>
         </w:rPr>
-        <w:t>20</w:t>
+        <w:t>16</w:t>
       </w:r>
     </w:p>
     <w:p>
       <w:pPr>
         <w:pStyle w:val="TDC1"/>
         <w:tabs>
-          <w:tab w:pos="9383" w:val="right" w:leader="dot"/>
+          <w:tab w:pos="10777" w:val="right" w:leader="dot"/>
         </w:tabs>
       </w:pPr>
       <w:r>
@@ -1381,14 +1381,14 @@
           <w:i w:val="0"/>
           <w:sz w:val="19"/>
         </w:rPr>
-        <w:t>21</w:t>
+        <w:t>17</w:t>
       </w:r>
     </w:p>
     <w:p>
       <w:pPr>
         <w:pStyle w:val="TDC2"/>
         <w:tabs>
-          <w:tab w:pos="9383" w:val="right" w:leader="dot"/>
+          <w:tab w:pos="10777" w:val="right" w:leader="dot"/>
         </w:tabs>
       </w:pPr>
       <w:r>
@@ -1408,14 +1408,14 @@
           <w:i w:val="0"/>
           <w:sz w:val="19"/>
         </w:rPr>
-        <w:t>21</w:t>
+        <w:t>17</w:t>
       </w:r>
     </w:p>
     <w:p>
       <w:pPr>
         <w:pStyle w:val="TDC2"/>
         <w:tabs>
-          <w:tab w:pos="9383" w:val="right" w:leader="dot"/>
+          <w:tab w:pos="10777" w:val="right" w:leader="dot"/>
         </w:tabs>
       </w:pPr>
       <w:r>
@@ -1435,14 +1435,14 @@
           <w:i w:val="0"/>
           <w:sz w:val="19"/>
         </w:rPr>
-        <w:t>21</w:t>
+        <w:t>17</w:t>
       </w:r>
     </w:p>
     <w:p>
       <w:pPr>
         <w:pStyle w:val="TDC2"/>
         <w:tabs>
-          <w:tab w:pos="9383" w:val="right" w:leader="dot"/>
+          <w:tab w:pos="10777" w:val="right" w:leader="dot"/>
         </w:tabs>
       </w:pPr>
       <w:r>
@@ -1462,14 +1462,14 @@
           <w:i w:val="0"/>
           <w:sz w:val="19"/>
         </w:rPr>
-        <w:t>21</w:t>
+        <w:t>17</w:t>
       </w:r>
     </w:p>
     <w:p>
       <w:pPr>
         <w:pStyle w:val="TDC2"/>
         <w:tabs>
-          <w:tab w:pos="9383" w:val="right" w:leader="dot"/>
+          <w:tab w:pos="10777" w:val="right" w:leader="dot"/>
         </w:tabs>
       </w:pPr>
       <w:r>
@@ -1489,14 +1489,14 @@
           <w:i w:val="0"/>
           <w:sz w:val="19"/>
         </w:rPr>
-        <w:t>22</w:t>
+        <w:t>17</w:t>
       </w:r>
     </w:p>
     <w:p>
       <w:pPr>
         <w:pStyle w:val="TDC2"/>
         <w:tabs>
-          <w:tab w:pos="9383" w:val="right" w:leader="dot"/>
+          <w:tab w:pos="10777" w:val="right" w:leader="dot"/>
         </w:tabs>
       </w:pPr>
       <w:r>
@@ -1516,14 +1516,14 @@
           <w:i w:val="0"/>
           <w:sz w:val="19"/>
         </w:rPr>
-        <w:t>22</w:t>
+        <w:t>18</w:t>
       </w:r>
     </w:p>
     <w:p>
       <w:pPr>
         <w:pStyle w:val="TDC1"/>
         <w:tabs>
-          <w:tab w:pos="9383" w:val="right" w:leader="dot"/>
+          <w:tab w:pos="10777" w:val="right" w:leader="dot"/>
         </w:tabs>
       </w:pPr>
       <w:r>
@@ -1543,7 +1543,7 @@
           <w:i w:val="0"/>
           <w:sz w:val="19"/>
         </w:rPr>
-        <w:t>23</w:t>
+        <w:t>19</w:t>
       </w:r>
       <w:r>
         <w:fldChar w:fldCharType="end"/>
@@ -10061,14 +10061,14 @@
           <w:right w:w="90" w:type="dxa"/>
         </w:tblCellMar>
         <w:tblLayout w:type="fixed"/>
-        <w:tblW w:w="9412" w:type="dxa"/>
+        <w:tblW w:w="5000" w:type="pct"/>
       </w:tblPr>
       <w:tblGrid>
-        <w:gridCol w:w="1644"/>
-        <w:gridCol w:w="2041"/>
-        <w:gridCol w:w="1984"/>
-        <w:gridCol w:w="1984"/>
-        <w:gridCol w:w="1757"/>
+        <w:gridCol w:w="1887"/>
+        <w:gridCol w:w="2343"/>
+        <w:gridCol w:w="2278"/>
+        <w:gridCol w:w="2278"/>
+        <w:gridCol w:w="2018"/>
       </w:tblGrid>
       <w:tr>
         <w:trPr>
@@ -10077,7 +10077,7 @@
         </w:trPr>
         <w:tc>
           <w:tcPr>
-            <w:tcW w:type="dxa" w:w="1644"/>
+            <w:tcW w:type="dxa" w:w="1888"/>
             <w:shd w:val="clear" w:color="auto" w:fill="2E7D32"/>
           </w:tcPr>
           <w:p>
@@ -10097,7 +10097,7 @@
         </w:tc>
         <w:tc>
           <w:tcPr>
-            <w:tcW w:type="dxa" w:w="2041"/>
+            <w:tcW w:type="dxa" w:w="2343"/>
             <w:shd w:val="clear" w:color="auto" w:fill="2E7D32"/>
           </w:tcPr>
           <w:p>
@@ -10117,7 +10117,7 @@
         </w:tc>
         <w:tc>
           <w:tcPr>
-            <w:tcW w:type="dxa" w:w="1984"/>
+            <w:tcW w:type="dxa" w:w="2278"/>
             <w:shd w:val="clear" w:color="auto" w:fill="2E7D32"/>
           </w:tcPr>
           <w:p>
@@ -10137,7 +10137,7 @@
         </w:tc>
         <w:tc>
           <w:tcPr>
-            <w:tcW w:type="dxa" w:w="1984"/>
+            <w:tcW w:type="dxa" w:w="2278"/>
             <w:shd w:val="clear" w:color="auto" w:fill="2E7D32"/>
           </w:tcPr>
           <w:p>
@@ -10157,7 +10157,7 @@
         </w:tc>
         <w:tc>
           <w:tcPr>
-            <w:tcW w:type="dxa" w:w="1757"/>
+            <w:tcW w:type="dxa" w:w="2018"/>
             <w:shd w:val="clear" w:color="auto" w:fill="2E7D32"/>
           </w:tcPr>
           <w:p>
@@ -10182,7 +10182,7 @@
         </w:trPr>
         <w:tc>
           <w:tcPr>
-            <w:tcW w:type="dxa" w:w="1644"/>
+            <w:tcW w:type="dxa" w:w="1888"/>
           </w:tcPr>
           <w:p>
             <w:pPr>
@@ -10203,7 +10203,7 @@
         </w:tc>
         <w:tc>
           <w:tcPr>
-            <w:tcW w:type="dxa" w:w="2041"/>
+            <w:tcW w:type="dxa" w:w="2343"/>
           </w:tcPr>
           <w:p>
             <w:pPr>
@@ -10222,7 +10222,7 @@
         </w:tc>
         <w:tc>
           <w:tcPr>
-            <w:tcW w:type="dxa" w:w="1984"/>
+            <w:tcW w:type="dxa" w:w="2278"/>
           </w:tcPr>
           <w:p>
             <w:pPr>
@@ -10241,7 +10241,7 @@
         </w:tc>
         <w:tc>
           <w:tcPr>
-            <w:tcW w:type="dxa" w:w="1984"/>
+            <w:tcW w:type="dxa" w:w="2278"/>
           </w:tcPr>
           <w:p>
             <w:pPr>
@@ -10260,7 +10260,7 @@
         </w:tc>
         <w:tc>
           <w:tcPr>
-            <w:tcW w:type="dxa" w:w="1757"/>
+            <w:tcW w:type="dxa" w:w="2018"/>
           </w:tcPr>
           <w:p>
             <w:pPr>
@@ -10284,7 +10284,7 @@
         </w:trPr>
         <w:tc>
           <w:tcPr>
-            <w:tcW w:type="dxa" w:w="1644"/>
+            <w:tcW w:type="dxa" w:w="1888"/>
             <w:shd w:val="clear" w:color="auto" w:fill="F5F5F5"/>
           </w:tcPr>
           <w:p>
@@ -10306,7 +10306,7 @@
         </w:tc>
         <w:tc>
           <w:tcPr>
-            <w:tcW w:type="dxa" w:w="2041"/>
+            <w:tcW w:type="dxa" w:w="2343"/>
             <w:shd w:val="clear" w:color="auto" w:fill="F5F5F5"/>
           </w:tcPr>
           <w:p>
@@ -10326,7 +10326,7 @@
         </w:tc>
         <w:tc>
           <w:tcPr>
-            <w:tcW w:type="dxa" w:w="1984"/>
+            <w:tcW w:type="dxa" w:w="2278"/>
             <w:shd w:val="clear" w:color="auto" w:fill="F5F5F5"/>
           </w:tcPr>
           <w:p>
@@ -10346,7 +10346,7 @@
         </w:tc>
         <w:tc>
           <w:tcPr>
-            <w:tcW w:type="dxa" w:w="1984"/>
+            <w:tcW w:type="dxa" w:w="2278"/>
             <w:shd w:val="clear" w:color="auto" w:fill="F5F5F5"/>
           </w:tcPr>
           <w:p>
@@ -10366,7 +10366,7 @@
         </w:tc>
         <w:tc>
           <w:tcPr>
-            <w:tcW w:type="dxa" w:w="1757"/>
+            <w:tcW w:type="dxa" w:w="2018"/>
             <w:shd w:val="clear" w:color="auto" w:fill="F5F5F5"/>
           </w:tcPr>
           <w:p>
@@ -10391,7 +10391,7 @@
         </w:trPr>
         <w:tc>
           <w:tcPr>
-            <w:tcW w:type="dxa" w:w="1644"/>
+            <w:tcW w:type="dxa" w:w="1888"/>
           </w:tcPr>
           <w:p>
             <w:pPr>
@@ -10412,7 +10412,7 @@
         </w:tc>
         <w:tc>
           <w:tcPr>
-            <w:tcW w:type="dxa" w:w="2041"/>
+            <w:tcW w:type="dxa" w:w="2343"/>
           </w:tcPr>
           <w:p>
             <w:pPr>
@@ -10431,7 +10431,7 @@
         </w:tc>
         <w:tc>
           <w:tcPr>
-            <w:tcW w:type="dxa" w:w="1984"/>
+            <w:tcW w:type="dxa" w:w="2278"/>
           </w:tcPr>
           <w:p>
             <w:pPr>
@@ -10450,7 +10450,7 @@
         </w:tc>
         <w:tc>
           <w:tcPr>
-            <w:tcW w:type="dxa" w:w="1984"/>
+            <w:tcW w:type="dxa" w:w="2278"/>
           </w:tcPr>
           <w:p>
             <w:pPr>
@@ -10469,7 +10469,7 @@
         </w:tc>
         <w:tc>
           <w:tcPr>
-            <w:tcW w:type="dxa" w:w="1757"/>
+            <w:tcW w:type="dxa" w:w="2018"/>
           </w:tcPr>
           <w:p>
             <w:pPr>
@@ -10493,7 +10493,7 @@
         </w:trPr>
         <w:tc>
           <w:tcPr>
-            <w:tcW w:type="dxa" w:w="1644"/>
+            <w:tcW w:type="dxa" w:w="1888"/>
             <w:shd w:val="clear" w:color="auto" w:fill="F5F5F5"/>
           </w:tcPr>
           <w:p>
@@ -10515,7 +10515,7 @@
         </w:tc>
         <w:tc>
           <w:tcPr>
-            <w:tcW w:type="dxa" w:w="2041"/>
+            <w:tcW w:type="dxa" w:w="2343"/>
             <w:shd w:val="clear" w:color="auto" w:fill="F5F5F5"/>
           </w:tcPr>
           <w:p>
@@ -10535,7 +10535,7 @@
         </w:tc>
         <w:tc>
           <w:tcPr>
-            <w:tcW w:type="dxa" w:w="1984"/>
+            <w:tcW w:type="dxa" w:w="2278"/>
             <w:shd w:val="clear" w:color="auto" w:fill="F5F5F5"/>
           </w:tcPr>
           <w:p>
@@ -10555,7 +10555,7 @@
         </w:tc>
         <w:tc>
           <w:tcPr>
-            <w:tcW w:type="dxa" w:w="1984"/>
+            <w:tcW w:type="dxa" w:w="2278"/>
             <w:shd w:val="clear" w:color="auto" w:fill="F5F5F5"/>
           </w:tcPr>
           <w:p>
@@ -10575,7 +10575,7 @@
         </w:tc>
         <w:tc>
           <w:tcPr>
-            <w:tcW w:type="dxa" w:w="1757"/>
+            <w:tcW w:type="dxa" w:w="2018"/>
             <w:shd w:val="clear" w:color="auto" w:fill="F5F5F5"/>
           </w:tcPr>
           <w:p>
@@ -10600,7 +10600,7 @@
         </w:trPr>
         <w:tc>
           <w:tcPr>
-            <w:tcW w:type="dxa" w:w="1644"/>
+            <w:tcW w:type="dxa" w:w="1888"/>
           </w:tcPr>
           <w:p>
             <w:pPr>
@@ -10620,7 +10620,7 @@
         </w:tc>
         <w:tc>
           <w:tcPr>
-            <w:tcW w:type="dxa" w:w="2041"/>
+            <w:tcW w:type="dxa" w:w="2343"/>
           </w:tcPr>
           <w:p>
             <w:pPr>
@@ -10638,7 +10638,7 @@
         </w:tc>
         <w:tc>
           <w:tcPr>
-            <w:tcW w:type="dxa" w:w="1984"/>
+            <w:tcW w:type="dxa" w:w="2278"/>
           </w:tcPr>
           <w:p>
             <w:pPr>
@@ -10656,7 +10656,7 @@
         </w:tc>
         <w:tc>
           <w:tcPr>
-            <w:tcW w:type="dxa" w:w="1984"/>
+            <w:tcW w:type="dxa" w:w="2278"/>
           </w:tcPr>
           <w:p>
             <w:pPr>
@@ -10674,7 +10674,7 @@
         </w:tc>
         <w:tc>
           <w:tcPr>
-            <w:tcW w:type="dxa" w:w="1757"/>
+            <w:tcW w:type="dxa" w:w="2018"/>
           </w:tcPr>
           <w:p>
             <w:pPr>
@@ -10718,8 +10718,8 @@
     </w:p>
     <w:sectPr>
       <w:footerReference w:type="default" r:id="rId41"/>
-      <w:pgSz w:w="11906" w:h="16838"/>
-      <w:pgMar w:top="1134" w:right="1247" w:bottom="1134" w:left="1247" w:header="720" w:footer="720" w:gutter="0"/>
+      <w:pgSz w:w="12246" w:h="18709"/>
+      <w:pgMar w:top="720" w:right="720" w:bottom="720" w:left="720" w:header="340" w:footer="340" w:gutter="0"/>
       <w:cols w:space="720"/>
       <w:docGrid w:linePitch="360"/>
     </w:sectPr>
